--- a/Possession.docx
+++ b/Possession.docx
@@ -164,6 +164,127 @@
       <w:pPr>
         <w:pStyle w:val="Normal"/>
         <w:rPr>
+          <w:color w:val="FF4000"/>
+        </w:rPr>
+      </w:pPr>
+      <w:r>
+        <w:rPr>
+          <w:color w:val="FF4000"/>
+        </w:rPr>
+        <w:t>Political convo cuts off after: “That’s right. What do you think that truth is?”</w:t>
+      </w:r>
+    </w:p>
+    <w:p>
+      <w:pPr>
+        <w:pStyle w:val="Normal"/>
+        <w:rPr>
+          <w:color w:val="FF4000"/>
+        </w:rPr>
+      </w:pPr>
+      <w:r>
+        <w:rPr>
+          <w:color w:val="FF4000"/>
+        </w:rPr>
+        <w:t>Intel entry convo: “Is there must be some kind”</w:t>
+      </w:r>
+    </w:p>
+    <w:p>
+      <w:pPr>
+        <w:pStyle w:val="Normal"/>
+        <w:rPr>
+          <w:color w:val="FF4000"/>
+        </w:rPr>
+      </w:pPr>
+      <w:r>
+        <w:rPr>
+          <w:color w:val="FF4000"/>
+        </w:rPr>
+        <w:t>Garbage Logic: “Those Bags behind me...” repeats when it shouldn’t</w:t>
+      </w:r>
+    </w:p>
+    <w:p>
+      <w:pPr>
+        <w:pStyle w:val="Normal"/>
+        <w:rPr>
+          <w:color w:val="FF4000"/>
+        </w:rPr>
+      </w:pPr>
+      <w:r>
+        <w:rPr>
+          <w:color w:val="FF4000"/>
+        </w:rPr>
+        <w:t>Too many ellipses</w:t>
+      </w:r>
+    </w:p>
+    <w:p>
+      <w:pPr>
+        <w:pStyle w:val="Normal"/>
+        <w:rPr>
+          <w:color w:val="FF4000"/>
+        </w:rPr>
+      </w:pPr>
+      <w:r>
+        <w:rPr/>
+      </w:r>
+    </w:p>
+    <w:p>
+      <w:pPr>
+        <w:pStyle w:val="Normal"/>
+        <w:rPr>
+          <w:color w:val="FF4000"/>
+        </w:rPr>
+      </w:pPr>
+      <w:r>
+        <w:rPr>
+          <w:color w:val="FF4000"/>
+        </w:rPr>
+        <w:t>Change new game logic so the scene change takes you through an appropriate loading screen. This should fix the null error that is thrown when during new game (DialogueManager: ln503, activeNotebook is null but if you go through a loading screen it shouldn’t be). This is also necessary to have the save function enabled.</w:t>
+      </w:r>
+    </w:p>
+    <w:p>
+      <w:pPr>
+        <w:pStyle w:val="Normal"/>
+        <w:rPr>
+          <w:color w:val="FF4000"/>
+        </w:rPr>
+      </w:pPr>
+      <w:r>
+        <w:rPr>
+          <w:color w:val="FF4000"/>
+        </w:rPr>
+      </w:r>
+    </w:p>
+    <w:p>
+      <w:pPr>
+        <w:pStyle w:val="Normal"/>
+        <w:rPr>
+          <w:color w:val="FF4000"/>
+        </w:rPr>
+      </w:pPr>
+      <w:r>
+        <w:rPr>
+          <w:color w:val="FF4000"/>
+        </w:rPr>
+        <w:t>Change south door persistent state logic so the variable is in Articy, not saved randomly in the close dialogue.</w:t>
+      </w:r>
+    </w:p>
+    <w:p>
+      <w:pPr>
+        <w:pStyle w:val="Normal"/>
+        <w:rPr>
+          <w:color w:val="FF4000"/>
+        </w:rPr>
+      </w:pPr>
+      <w:r>
+        <w:rPr>
+          <w:color w:val="FF4000"/>
+        </w:rPr>
+      </w:r>
+    </w:p>
+    <w:p>
+      <w:pPr>
+        <w:pStyle w:val="Normal"/>
+        <w:rPr>
           <w:color w:val="00A933"/>
         </w:rPr>
       </w:pPr>
@@ -200,10 +321,14 @@
     <w:p>
       <w:pPr>
         <w:pStyle w:val="Normal"/>
-        <w:rPr/>
-      </w:pPr>
-      <w:r>
-        <w:rPr/>
+        <w:rPr>
+          <w:color w:val="468A1A"/>
+        </w:rPr>
+      </w:pPr>
+      <w:r>
+        <w:rPr>
+          <w:color w:val="468A1A"/>
+        </w:rPr>
         <w:t>Add hallway past Brigit’s room/ability to unlock it. Ratboy’s intro convo. Add Ratboy to name dictionary.</w:t>
       </w:r>
     </w:p>
@@ -234,7 +359,7 @@
       </w:pPr>
       <w:r>
         <w:rPr/>
-        <w:t>Add sound (maybe a sound dictionary that can be accessed from articy variable)</w:t>
+        <w:t xml:space="preserve">Add sound (maybe a sound dictionary that can be accessed from articy variable) </w:t>
       </w:r>
     </w:p>
     <w:p>
@@ -245,6 +370,16 @@
       <w:r>
         <w:rPr/>
         <w:t>Make/add music.</w:t>
+      </w:r>
+    </w:p>
+    <w:p>
+      <w:pPr>
+        <w:pStyle w:val="Normal"/>
+        <w:rPr/>
+      </w:pPr>
+      <w:r>
+        <w:rPr/>
+        <w:t>Change one of the words Ratboy knows to “inviolable”.</w:t>
       </w:r>
     </w:p>
     <w:p>
@@ -643,10 +778,14 @@
           <w:ilvl w:val="0"/>
           <w:numId w:val="4"/>
         </w:numPr>
-        <w:rPr/>
-      </w:pPr>
-      <w:r>
-        <w:rPr/>
+        <w:rPr>
+          <w:color w:val="81D41A"/>
+        </w:rPr>
+      </w:pPr>
+      <w:r>
+        <w:rPr>
+          <w:color w:val="81D41A"/>
+        </w:rPr>
         <w:t>Put some sound into the game, walking, doors opening etc.</w:t>
       </w:r>
     </w:p>
@@ -716,7 +855,7 @@
       </w:pPr>
       <w:r>
         <w:rPr/>
-        <w:t>If you have zero skill points in something there are special options. E.g. zero EI opens psychopath dialogue options.</w:t>
+        <w:t>Bad reputation locks you out of certain quest lines and subjects. E.g. can’t follow subjects to become a member if your reputation with Directory is bad.</w:t>
       </w:r>
     </w:p>
     <w:p>
@@ -730,7 +869,7 @@
       </w:pPr>
       <w:r>
         <w:rPr/>
-        <w:t>Brigit wanted to leave the commune at some point but knew too much and was forced to stay. This is part of the tension she has with Hans.</w:t>
+        <w:t>Ratboy gives info on layout of the floor/building (which way is north, who lives where etc).</w:t>
       </w:r>
     </w:p>
     <w:p>
@@ -744,6 +883,48 @@
       </w:pPr>
       <w:r>
         <w:rPr/>
+        <w:t>If you encounter keys to convos you’ve already had, you get an opportunity to have an opinion about it which ups one of your stats (similar to how the tutorial functioned).</w:t>
+      </w:r>
+    </w:p>
+    <w:p>
+      <w:pPr>
+        <w:pStyle w:val="ListParagraph"/>
+        <w:numPr>
+          <w:ilvl w:val="0"/>
+          <w:numId w:val="3"/>
+        </w:numPr>
+        <w:rPr/>
+      </w:pPr>
+      <w:r>
+        <w:rPr/>
+        <w:t>If you have zero skill points in something there are special options. E.g. zero EI opens psychopath dialogue options.</w:t>
+      </w:r>
+    </w:p>
+    <w:p>
+      <w:pPr>
+        <w:pStyle w:val="ListParagraph"/>
+        <w:numPr>
+          <w:ilvl w:val="0"/>
+          <w:numId w:val="3"/>
+        </w:numPr>
+        <w:rPr/>
+      </w:pPr>
+      <w:r>
+        <w:rPr/>
+        <w:t>Brigit wanted to leave the commune at some point but knew too much and was forced to stay. This is part of the tension she has with Hans.</w:t>
+      </w:r>
+    </w:p>
+    <w:p>
+      <w:pPr>
+        <w:pStyle w:val="ListParagraph"/>
+        <w:numPr>
+          <w:ilvl w:val="0"/>
+          <w:numId w:val="3"/>
+        </w:numPr>
+        <w:rPr/>
+      </w:pPr>
+      <w:r>
+        <w:rPr/>
         <w:t>At the beginning of the Developer’s path, you have ability to walk off the screen to restart the game.</w:t>
       </w:r>
     </w:p>
@@ -834,33 +1015,7 @@
           <w:color w:val="222222"/>
           <w:shd w:fill="FFFFFF" w:val="clear"/>
         </w:rPr>
-        <w:t xml:space="preserve"> Government agent, resident, and mystic are in the condo at the same time. Their activities center around the murder of one of the residents, they are drawn into the murder for their own reasons and each discover one of the others committed the murder and then are murdered by the third in an Escher-like paradox of violence. The developer thinks the mystic killed the person, kills them, and then is killed by the resident, the resident discovers the agent is trying to tear down the building, kills him, then is killed by the mystic, the mystic kills the resident because she begins discovering the mystic’s society in the condo and then is killed by the agent. </w:t>
-      </w:r>
-      <w:r>
-        <w:rPr>
-          <w:rFonts w:cs="Arial" w:ascii="Arial" w:hAnsi="Arial"/>
-          <w:color w:val="222222"/>
-        </w:rPr>
-        <w:br/>
-        <w:br/>
-      </w:r>
-      <w:r>
-        <w:rPr>
-          <w:rFonts w:cs="Arial" w:ascii="Arial" w:hAnsi="Arial"/>
-          <w:b/>
-          <w:bCs/>
-          <w:color w:val="222222"/>
-          <w:shd w:fill="FFFFFF" w:val="clear"/>
-        </w:rPr>
-        <w:t>Central mechanic:</w:t>
-      </w:r>
-      <w:r>
-        <w:rPr>
-          <w:rFonts w:cs="Arial" w:ascii="Arial" w:hAnsi="Arial"/>
-          <w:color w:val="222222"/>
-          <w:shd w:fill="FFFFFF" w:val="clear"/>
-        </w:rPr>
-        <w:t xml:space="preserve"> Gain possession of individuals in the condo. Possession means taking in their consciousness into yourself stealing it, like a photo steals a copy of a person’s physicality. This unlocks their memories and some of their abilities that can help you progress through the game. Possession works in concert with innate skills and items found throughout the world that help you progress through the condo. You can only possess someone if you meet skill thresholds that may be lowered or eliminated if you gain items/information from other people (through conversation or possession).</w:t>
+        <w:t xml:space="preserve"> A developer working for the municipal government enters an old condo with the intention of collecting information from the tenants that will allow the government to condemn the building and have it torn down.</w:t>
       </w:r>
     </w:p>
     <w:p>
@@ -1427,7 +1582,7 @@
         <w:rPr>
           <w:lang w:val="en-US"/>
         </w:rPr>
-        <w:t>The City is a highly factional area where the government excersises only limited control. It has been divided between gangs effectively and the gangs do a passably good job of community policing. However, because there is so much want and need, there is still significant violence.</w:t>
+        <w:t>The City is a highly factional area where the government exercises only limited control. It has been divided between gangs effectively and the gangs do a passably good job of community policing. However, because there is so much want and need, there is still significant violence.</w:t>
       </w:r>
     </w:p>
     <w:p>
@@ -1441,7 +1596,7 @@
         <w:rPr>
           <w:lang w:val="en-US"/>
         </w:rPr>
-        <w:t>This is in the open parts of the city, the closed communities function similarly our own cities. The condo is located in the Ballisters, which is run by the  Horsehair Collective.</w:t>
+        <w:t>This is in the open parts of the city, the closed communities function similarly our own cities. The condo is located in the Ballisters, which is run by the Horsehair Collective.</w:t>
       </w:r>
     </w:p>
     <w:p>
